--- a/zaini_case_audit_output/outputs/word/documents/151_موجز إعادة فتح الشكوى.docx
+++ b/zaini_case_audit_output/outputs/word/documents/151_موجز إعادة فتح الشكوى.docx
@@ -78,7 +78,7 @@
           <w:b w:val="0"/>
           <w:i w:val="0"/>
         </w:rPr>
-        <w:t>ءاضقلل ىلعألا سلجملا | ةينورتكلإلا يوكشلا ةمدخ</w:t>
+        <w:t>خدمة الشكوي الإلكترونية | المجلس الأعلى للقضاء</w:t>
       </w:r>
     </w:p>
     <w:p>
@@ -104,7 +104,7 @@
           <w:b w:val="0"/>
           <w:i w:val="0"/>
         </w:rPr>
-        <w:t>°ó</w:t>
+        <w:t>ó°</w:t>
       </w:r>
     </w:p>
     <w:p>
@@ -572,7 +572,7 @@
           <w:b w:val="0"/>
           <w:i w:val="0"/>
         </w:rPr>
-        <w:t>°ó</w:t>
+        <w:t>ó°</w:t>
       </w:r>
     </w:p>
     <w:p>
@@ -585,7 +585,7 @@
           <w:b w:val="0"/>
           <w:i w:val="0"/>
         </w:rPr>
-        <w:t>305 / 1000</w:t>
+        <w:t>1000 / 305</w:t>
       </w:r>
     </w:p>
     <w:p>
@@ -936,7 +936,7 @@
           <w:b w:val="0"/>
           <w:i w:val="0"/>
         </w:rPr>
-        <w:t>°ó</w:t>
+        <w:t>ó°</w:t>
       </w:r>
     </w:p>
     <w:p>
@@ -1066,31 +1066,31 @@
           <w:b w:val="0"/>
           <w:i w:val="0"/>
         </w:rPr>
-        <w:t>&lt;https://complaints.scj.gov.sa/&gt;</w:t>
+        <w:t xml:space="preserve">&lt;https://complaints.scj.gov.sa/&gt;   </w:t>
         <w:br/>
-        <w:t xml:space="preserve">   &lt;https://complaints.scj.gov.sa/&gt;</w:t>
+        <w:t xml:space="preserve">&lt;https://complaints.scj.gov.sa/&gt;   </w:t>
         <w:br/>
-        <w:t xml:space="preserve">   &lt;https://complaints.scj.gov.sa/&gt;</w:t>
+        <w:t xml:space="preserve">&lt;https://complaints.scj.gov.sa/&gt;   </w:t>
         <w:br/>
-        <w:t xml:space="preserve">   &lt;https://complaints.scj.gov.sa/profile&gt;</w:t>
+        <w:t xml:space="preserve">&lt;https://complaints.scj.gov.sa/profile&gt;   </w:t>
         <w:br/>
-        <w:t xml:space="preserve">   &lt;contact#https://www.scj.gov.sa/&gt;</w:t>
+        <w:t xml:space="preserve">&lt;https://www.scj.gov.sa/#contact&gt;   </w:t>
         <w:br/>
-        <w:t xml:space="preserve">   &lt;https://complaints.scj.gov.sa/&gt;</w:t>
+        <w:t xml:space="preserve">&lt;https://complaints.scj.gov.sa/&gt;   </w:t>
         <w:br/>
-        <w:t xml:space="preserve">   &lt;https://complaints.scj.gov.sa/profile&gt;</w:t>
+        <w:t xml:space="preserve">&lt;https://complaints.scj.gov.sa/profile&gt;   </w:t>
         <w:br/>
-        <w:t xml:space="preserve">   &lt;contact#https://www.scj.gov.sa/&gt;</w:t>
+        <w:t xml:space="preserve">&lt;https://www.scj.gov.sa/#contact&gt;   </w:t>
         <w:br/>
-        <w:t xml:space="preserve">   &lt;'/'https://complaints.scj.gov.sa/&gt;</w:t>
+        <w:t xml:space="preserve">&lt;https://complaints.scj.gov.sa/'/'&gt;   </w:t>
         <w:br/>
-        <w:t xml:space="preserve">   &lt;contact#https://www.scj.gov.sa/&gt;</w:t>
+        <w:t xml:space="preserve">&lt;https://www.scj.gov.sa/#contact&gt;   </w:t>
         <w:br/>
-        <w:t xml:space="preserve">   &lt;'/'https://complaints.scj.gov.sa/&gt;</w:t>
+        <w:t xml:space="preserve">&lt;https://complaints.scj.gov.sa/'/'&gt;   </w:t>
         <w:br/>
-        <w:t xml:space="preserve">   &lt;https://complaints.scj.gov.sa/&gt;</w:t>
+        <w:t xml:space="preserve">&lt;https://complaints.scj.gov.sa/&gt;   </w:t>
         <w:br/>
-        <w:t>https:&gt;</w:t>
+        <w:t>&lt;https:</w:t>
       </w:r>
     </w:p>
     <w:sectPr>

--- a/zaini_case_audit_output/outputs/word/documents/151_موجز إعادة فتح الشكوى.docx
+++ b/zaini_case_audit_output/outputs/word/documents/151_موجز إعادة فتح الشكوى.docx
@@ -78,7 +78,7 @@
           <w:b w:val="0"/>
           <w:i w:val="0"/>
         </w:rPr>
-        <w:t>خدمة الشكوي الإلكترونية | المجلس الأعلى للقضاء</w:t>
+        <w:t>ءاضقلل ىلعألا سلجملا | ةينورتكلإلا يوكشلا ةمدخ</w:t>
       </w:r>
     </w:p>
     <w:p>
@@ -91,7 +91,7 @@
           <w:b w:val="0"/>
           <w:i w:val="0"/>
         </w:rPr>
-        <w:t>°ó الصفحة الرئيسية خدمة الشكوى اإللكرتونية الصفحة الرئيسية</w:t>
+        <w:t>ةيسيئرلا ةحفصلا ةينوتركللإا ىوكشلا ةمدخ ةيسيئرلا ةحفصلا ó°</w:t>
       </w:r>
     </w:p>
     <w:p>
@@ -130,7 +130,7 @@
           <w:b w:val="0"/>
           <w:i w:val="0"/>
         </w:rPr>
-        <w:t>·°ó قائمة الشكاوى</w:t>
+        <w:t>ىواكشلا ةمئاق ó°·</w:t>
       </w:r>
     </w:p>
     <w:p>
@@ -143,7 +143,7 @@
           <w:b w:val="0"/>
           <w:i w:val="0"/>
         </w:rPr>
-        <w:t>°ó تم معالجة الطلب</w:t>
+        <w:t>بلطلا ةجلاعم مت ó°</w:t>
       </w:r>
     </w:p>
     <w:p>
@@ -169,7 +169,7 @@
           <w:b w:val="0"/>
           <w:i w:val="0"/>
         </w:rPr>
-        <w:t>·°ó بيانات القضية</w:t>
+        <w:t>ةيضقلا تانايب ó°·</w:t>
       </w:r>
     </w:p>
     <w:p>
@@ -182,7 +182,7 @@
           <w:b w:val="0"/>
           <w:i w:val="0"/>
         </w:rPr>
-        <w:t>المحكمة</w:t>
+        <w:t>ةمكحملا</w:t>
       </w:r>
     </w:p>
     <w:p>
@@ -195,7 +195,7 @@
           <w:b w:val="0"/>
           <w:i w:val="0"/>
         </w:rPr>
-        <w:t>المحكمة التج</w:t>
+        <w:t>جتلا ةمكحملا</w:t>
       </w:r>
     </w:p>
     <w:p>
@@ -208,7 +208,7 @@
           <w:b w:val="0"/>
           <w:i w:val="0"/>
         </w:rPr>
-        <w:t>اسم العائلة</w:t>
+        <w:t>ةلئاعلا مسا</w:t>
       </w:r>
     </w:p>
     <w:p>
@@ -221,7 +221,7 @@
           <w:b w:val="0"/>
           <w:i w:val="0"/>
         </w:rPr>
-        <w:t>زيين</w:t>
+        <w:t>نييز</w:t>
       </w:r>
     </w:p>
     <w:p>
@@ -234,7 +234,7 @@
           <w:b w:val="0"/>
           <w:i w:val="0"/>
         </w:rPr>
-        <w:t>التار يخ</w:t>
+        <w:t>خي راتلا</w:t>
       </w:r>
     </w:p>
     <w:p>
@@ -260,7 +260,7 @@
           <w:b w:val="0"/>
           <w:i w:val="0"/>
         </w:rPr>
-        <w:t>رقم الجوال</w:t>
+        <w:t>لاوجلا مقر</w:t>
       </w:r>
     </w:p>
     <w:p>
@@ -286,7 +286,7 @@
           <w:b w:val="0"/>
           <w:i w:val="0"/>
         </w:rPr>
-        <w:t>اسم الجد</w:t>
+        <w:t>دجلا مسا</w:t>
       </w:r>
     </w:p>
     <w:p>
@@ -299,7 +299,7 @@
           <w:b w:val="0"/>
           <w:i w:val="0"/>
         </w:rPr>
-        <w:t>بن عباس</w:t>
+        <w:t>سابع نب</w:t>
       </w:r>
     </w:p>
     <w:p>
@@ -312,7 +312,7 @@
           <w:b w:val="0"/>
           <w:i w:val="0"/>
         </w:rPr>
-        <w:t>النوعتجاري</w:t>
+        <w:t>يراجتعونلا</w:t>
       </w:r>
     </w:p>
     <w:p>
@@ -325,7 +325,7 @@
           <w:b w:val="0"/>
           <w:i w:val="0"/>
         </w:rPr>
-        <w:t>الصفة</w:t>
+        <w:t>ةفصلا</w:t>
       </w:r>
     </w:p>
     <w:p>
@@ -338,7 +338,7 @@
           <w:b w:val="0"/>
           <w:i w:val="0"/>
         </w:rPr>
-        <w:t>أصالة عن نفسه</w:t>
+        <w:t>هسفن نع ةلاصأ</w:t>
       </w:r>
     </w:p>
     <w:p>
@@ -351,7 +351,7 @@
           <w:b w:val="0"/>
           <w:i w:val="0"/>
         </w:rPr>
-        <w:t>الصفة</w:t>
+        <w:t>ةفصلا</w:t>
       </w:r>
     </w:p>
     <w:p>
@@ -364,7 +364,7 @@
           <w:b w:val="0"/>
           <w:i w:val="0"/>
         </w:rPr>
-        <w:t>أصالة عن نفس</w:t>
+        <w:t>سفن نع ةلاصأ</w:t>
       </w:r>
     </w:p>
     <w:p>
@@ -377,7 +377,7 @@
           <w:b w:val="0"/>
           <w:i w:val="0"/>
         </w:rPr>
-        <w:t>4⁄3¡°ó المساعدة μ­°ó بيانايت °ó الرئيسية</w:t>
+        <w:t>ةيسيئرلا ó° تيانايب ó°­μ ةدعاسملا ó°¡3⁄4</w:t>
       </w:r>
     </w:p>
     <w:p>
@@ -390,7 +390,7 @@
           <w:b w:val="0"/>
           <w:i w:val="0"/>
         </w:rPr>
-        <w:t>الجنسية</w:t>
+        <w:t>ةيسنجلا</w:t>
       </w:r>
     </w:p>
     <w:p>
@@ -403,7 +403,7 @@
           <w:b w:val="0"/>
           <w:i w:val="0"/>
         </w:rPr>
-        <w:t>العربية السعو</w:t>
+        <w:t>وعسلا ةيبرعلا</w:t>
       </w:r>
     </w:p>
     <w:p>
@@ -416,7 +416,7 @@
           <w:b w:val="0"/>
           <w:i w:val="0"/>
         </w:rPr>
-        <w:t>اسم األب</w:t>
+        <w:t>بلأا مسا</w:t>
       </w:r>
     </w:p>
     <w:p>
@@ -442,7 +442,7 @@
           <w:b w:val="0"/>
           <w:i w:val="0"/>
         </w:rPr>
-        <w:t>رقم القضية</w:t>
+        <w:t>ةيضقلا مقر</w:t>
       </w:r>
     </w:p>
     <w:p>
@@ -494,7 +494,7 @@
           <w:b w:val="0"/>
           <w:i w:val="0"/>
         </w:rPr>
-        <w:t>رقم القضية</w:t>
+        <w:t>ةيضقلا مقر</w:t>
       </w:r>
     </w:p>
     <w:p>
@@ -520,7 +520,7 @@
           <w:b w:val="0"/>
           <w:i w:val="0"/>
         </w:rPr>
-        <w:t>االسم األول</w:t>
+        <w:t>لولأا مسلاا</w:t>
       </w:r>
     </w:p>
     <w:p>
@@ -533,7 +533,7 @@
           <w:b w:val="0"/>
           <w:i w:val="0"/>
         </w:rPr>
-        <w:t>أسامه</w:t>
+        <w:t>هماسأ</w:t>
       </w:r>
     </w:p>
     <w:p>
@@ -598,7 +598,7 @@
           <w:b w:val="0"/>
           <w:i w:val="0"/>
         </w:rPr>
-        <w:t>°ó تم معالجة الطلب</w:t>
+        <w:t>بلطلا ةجلاعم مت ó°</w:t>
       </w:r>
     </w:p>
     <w:p>
@@ -611,7 +611,7 @@
           <w:b w:val="0"/>
           <w:i w:val="0"/>
         </w:rPr>
-        <w:t>تفاصيل الشكوى</w:t>
+        <w:t>ىوكشلا ليصافت</w:t>
       </w:r>
     </w:p>
     <w:p>
@@ -624,7 +624,7 @@
           <w:b w:val="0"/>
           <w:i w:val="0"/>
         </w:rPr>
-        <w:t>"يتظلم المشتيك (المدعي) مما يلي:</w:t>
+        <w:t>:يلي امم (يعدملا) كيتشملا ملظتي"</w:t>
       </w:r>
     </w:p>
     <w:p>
@@ -676,7 +676,7 @@
           <w:b w:val="0"/>
           <w:i w:val="0"/>
         </w:rPr>
-        <w:t>- أن الدائرة هدرت الدفوع الجوهرية والمحررات الموثقة اليت تؤكد صحة العقد</w:t>
+        <w:t>دقعلا ةحص دكؤت تيلا ةقثوملا تاررحملاو ةيرهوجلا عوفدلا ترده ةرئادلا نأ -</w:t>
       </w:r>
     </w:p>
     <w:p>
@@ -689,7 +689,7 @@
           <w:b w:val="0"/>
           <w:i w:val="0"/>
         </w:rPr>
-        <w:t>التار يخ</w:t>
+        <w:t>خي راتلا</w:t>
       </w:r>
     </w:p>
     <w:p>
@@ -715,7 +715,7 @@
           <w:b w:val="0"/>
           <w:i w:val="0"/>
         </w:rPr>
-        <w:t>·°ó تفاصيل الشكوى</w:t>
+        <w:t>ىوكشلا ليصافت ó°·</w:t>
       </w:r>
     </w:p>
     <w:p>
@@ -728,7 +728,7 @@
           <w:b w:val="0"/>
           <w:i w:val="0"/>
         </w:rPr>
-        <w:t>¢°ó المرفق</w:t>
+        <w:t>قفرملا ó°¢</w:t>
       </w:r>
     </w:p>
     <w:p>
@@ -741,7 +741,7 @@
           <w:b w:val="0"/>
           <w:i w:val="0"/>
         </w:rPr>
-        <w:t>°ó سجل الطلبات</w:t>
+        <w:t>تابلطلا لجس ó°</w:t>
       </w:r>
     </w:p>
     <w:p>
@@ -754,7 +754,7 @@
           <w:b w:val="0"/>
           <w:i w:val="0"/>
         </w:rPr>
-        <w:t>إعادة قيد المعالجة</w:t>
+        <w:t>ةجلاعملا ديق ةداعإ</w:t>
       </w:r>
     </w:p>
     <w:p>
@@ -767,7 +767,7 @@
           <w:b w:val="0"/>
           <w:i w:val="0"/>
         </w:rPr>
-        <w:t>فتح الشكوى</w:t>
+        <w:t>ىوكشلا حتف</w:t>
       </w:r>
     </w:p>
     <w:p>
@@ -780,7 +780,7 @@
           <w:b w:val="0"/>
           <w:i w:val="0"/>
         </w:rPr>
-        <w:t>عباس زيين أسامه بن احمد بن مقدم الطلب</w:t>
+        <w:t>بلطلا مدقم نب دمحا نب هماسأ نييز سابع</w:t>
       </w:r>
     </w:p>
     <w:p>
@@ -793,7 +793,7 @@
           <w:b w:val="0"/>
           <w:i w:val="0"/>
         </w:rPr>
-        <w:t>°ó1445/11/13 التاريخ</w:t>
+        <w:t>خيراتلا 1445/11/13ó°</w:t>
       </w:r>
     </w:p>
     <w:p>
@@ -806,7 +806,7 @@
           <w:b w:val="0"/>
           <w:i w:val="0"/>
         </w:rPr>
-        <w:t>الصفة</w:t>
+        <w:t>ةفصلا</w:t>
       </w:r>
     </w:p>
     <w:p>
@@ -819,7 +819,7 @@
           <w:b w:val="0"/>
           <w:i w:val="0"/>
         </w:rPr>
-        <w:t>نفسه أصالة عن</w:t>
+        <w:t>نع ةلاصأ هسفن</w:t>
       </w:r>
     </w:p>
     <w:p>
@@ -832,7 +832,7 @@
           <w:b w:val="0"/>
           <w:i w:val="0"/>
         </w:rPr>
-        <w:t>4⁄3¡°ó المساعدة μ­°ó بيانايت °ó الرئيسيةالطلبات</w:t>
+        <w:t>تابلطلاةيسيئرلا ó° تيانايب ó°­μ ةدعاسملا ó°¡3⁄4</w:t>
       </w:r>
     </w:p>
     <w:p>
@@ -845,7 +845,7 @@
           <w:b w:val="0"/>
           <w:i w:val="0"/>
         </w:rPr>
-        <w:t>إيقاف التنفيذ لحني البت قرار المحكمة العليا.</w:t>
+        <w:t>.ايلعلا ةمكحملا رارق تبلا ينحل ذيفنتلا فاقيإ</w:t>
       </w:r>
     </w:p>
     <w:p>
@@ -884,7 +884,7 @@
           <w:b w:val="0"/>
           <w:i w:val="0"/>
         </w:rPr>
-        <w:t>المرفقات</w:t>
+        <w:t>تاقفرملا</w:t>
       </w:r>
     </w:p>
     <w:p>
@@ -923,7 +923,7 @@
           <w:b w:val="0"/>
           <w:i w:val="0"/>
         </w:rPr>
-        <w:t>°ó الشكوى</w:t>
+        <w:t>ىوكشلا ó°</w:t>
       </w:r>
     </w:p>
     <w:p>
@@ -949,7 +949,7 @@
           <w:b w:val="0"/>
           <w:i w:val="0"/>
         </w:rPr>
-        <w:t>التار يخ تم معالجة الطلب</w:t>
+        <w:t>بلطلا ةجلاعم مت خي راتلا</w:t>
       </w:r>
     </w:p>
     <w:p>
@@ -962,7 +962,7 @@
           <w:b w:val="0"/>
           <w:i w:val="0"/>
         </w:rPr>
-        <w:t>الصفة</w:t>
+        <w:t>ةفصلا</w:t>
       </w:r>
     </w:p>
     <w:p>
@@ -975,7 +975,7 @@
           <w:b w:val="0"/>
           <w:i w:val="0"/>
         </w:rPr>
-        <w:t>رقم القضية</w:t>
+        <w:t>ةيضقلا مقر</w:t>
       </w:r>
     </w:p>
     <w:p>
@@ -1014,7 +1014,7 @@
           <w:b w:val="0"/>
           <w:i w:val="0"/>
         </w:rPr>
-        <w:t>أصالة عن نفسه</w:t>
+        <w:t>هسفن نع ةلاصأ</w:t>
       </w:r>
     </w:p>
     <w:p>
@@ -1053,7 +1053,7 @@
           <w:b w:val="0"/>
           <w:i w:val="0"/>
         </w:rPr>
-        <w:t>المجلس األعلى للقضاء © عن المجلس المساعدة تواصل معنا °ó الرئيسية μ­°ó بيانايت 4⁄3¡°ó المساعدة</w:t>
+        <w:t>ةدعاسملا ó°¡3⁄4 تيانايب ó°­μ ةيسيئرلا ó° انعم لصاوت ةدعاسملا سلجملا نع © ءاضقلل ىلعلأا سلجملا</w:t>
       </w:r>
     </w:p>
     <w:p>

--- a/zaini_case_audit_output/outputs/word/documents/151_موجز إعادة فتح الشكوى.docx
+++ b/zaini_case_audit_output/outputs/word/documents/151_موجز إعادة فتح الشكوى.docx
@@ -338,7 +338,7 @@
           <w:b w:val="0"/>
           <w:i w:val="0"/>
         </w:rPr>
-        <w:t>هسفن نع ةلاصأ</w:t>
+        <w:t>أصالة عن نفسه</w:t>
       </w:r>
     </w:p>
     <w:p>
@@ -442,7 +442,7 @@
           <w:b w:val="0"/>
           <w:i w:val="0"/>
         </w:rPr>
-        <w:t>ةيضقلا مقر</w:t>
+        <w:t>رقم القضية</w:t>
       </w:r>
     </w:p>
     <w:p>
@@ -494,7 +494,7 @@
           <w:b w:val="0"/>
           <w:i w:val="0"/>
         </w:rPr>
-        <w:t>ةيضقلا مقر</w:t>
+        <w:t>رقم القضية</w:t>
       </w:r>
     </w:p>
     <w:p>
@@ -819,7 +819,7 @@
           <w:b w:val="0"/>
           <w:i w:val="0"/>
         </w:rPr>
-        <w:t>نع ةلاصأ هسفن</w:t>
+        <w:t>نفسه أصالة عن</w:t>
       </w:r>
     </w:p>
     <w:p>
@@ -975,7 +975,7 @@
           <w:b w:val="0"/>
           <w:i w:val="0"/>
         </w:rPr>
-        <w:t>ةيضقلا مقر</w:t>
+        <w:t>رقم القضية</w:t>
       </w:r>
     </w:p>
     <w:p>
@@ -1014,7 +1014,7 @@
           <w:b w:val="0"/>
           <w:i w:val="0"/>
         </w:rPr>
-        <w:t>هسفن نع ةلاصأ</w:t>
+        <w:t>أصالة عن نفسه</w:t>
       </w:r>
     </w:p>
     <w:p>

--- a/zaini_case_audit_output/outputs/word/documents/151_موجز إعادة فتح الشكوى.docx
+++ b/zaini_case_audit_output/outputs/word/documents/151_موجز إعادة فتح الشكوى.docx
@@ -70,40 +70,37 @@
     <w:p/>
     <w:p>
       <w:pPr>
+        <w:pStyle w:val="Heading2"/>
         <w:jc w:val="right"/>
         <w:bidi/>
       </w:pPr>
       <w:r>
-        <w:rPr>
-          <w:b w:val="0"/>
-          <w:i w:val="0"/>
-        </w:rPr>
-        <w:t>ءاضقلل ىلعألا سلجملا | ةينورتكلإلا يوكشلا ةمدخ</w:t>
+        <w:t>[المتن الفعلي: الوقائع / الأسباب / المنطوق] ===</w:t>
+        <w:br/>
+        <w:t xml:space="preserve"> ءاضقلل ىلعألا سلجملا | ةينورتكلإلا يوكشلا ةمدخ</w:t>
       </w:r>
     </w:p>
     <w:p>
       <w:pPr>
+        <w:pStyle w:val="Heading2"/>
         <w:jc w:val="right"/>
         <w:bidi/>
       </w:pPr>
       <w:r>
-        <w:rPr>
-          <w:b w:val="0"/>
-          <w:i w:val="0"/>
-        </w:rPr>
-        <w:t>ةيسيئرلا ةحفصلا ةينوتركللإا ىوكشلا ةمدخ ةيسيئرلا ةحفصلا ó°</w:t>
+        <w:t>[المُرسَل إليه / المخاطَب والتحية] ===</w:t>
+        <w:br/>
+        <w:t>°ó الصفحة الرئيسية خدمة الشكوى اإللكرتونية الصفحة الرئيسية</w:t>
       </w:r>
     </w:p>
     <w:p>
       <w:pPr>
+        <w:pStyle w:val="Heading2"/>
         <w:jc w:val="right"/>
         <w:bidi/>
       </w:pPr>
       <w:r>
-        <w:rPr>
-          <w:b w:val="0"/>
-          <w:i w:val="0"/>
-        </w:rPr>
+        <w:t>[المتن الفعلي: الوقائع / الأسباب / المنطوق] ===</w:t>
+        <w:br/>
         <w:t>ó°</w:t>
       </w:r>
     </w:p>
@@ -330,27 +327,25 @@
     </w:p>
     <w:p>
       <w:pPr>
+        <w:pStyle w:val="Heading2"/>
         <w:jc w:val="right"/>
         <w:bidi/>
       </w:pPr>
       <w:r>
-        <w:rPr>
-          <w:b w:val="0"/>
-          <w:i w:val="0"/>
-        </w:rPr>
+        <w:t>[بيانات الأطراف: المدعي / المدعى عليه / الحاضرون] ===</w:t>
+        <w:br/>
         <w:t>أصالة عن نفسه</w:t>
       </w:r>
     </w:p>
     <w:p>
       <w:pPr>
+        <w:pStyle w:val="Heading2"/>
         <w:jc w:val="right"/>
         <w:bidi/>
       </w:pPr>
       <w:r>
-        <w:rPr>
-          <w:b w:val="0"/>
-          <w:i w:val="0"/>
-        </w:rPr>
+        <w:t>[المتن الفعلي: الوقائع / الأسباب / المنطوق] ===</w:t>
+        <w:br/>
         <w:t>ةفصلا</w:t>
       </w:r>
     </w:p>
@@ -369,27 +364,25 @@
     </w:p>
     <w:p>
       <w:pPr>
+        <w:pStyle w:val="Heading2"/>
         <w:jc w:val="right"/>
         <w:bidi/>
       </w:pPr>
       <w:r>
-        <w:rPr>
-          <w:b w:val="0"/>
-          <w:i w:val="0"/>
-        </w:rPr>
+        <w:t>[بيانات الأطراف: المدعي / المدعى عليه / الحاضرون] ===</w:t>
+        <w:br/>
         <w:t>ةيسيئرلا ó° تيانايب ó°­μ ةدعاسملا ó°¡3⁄4</w:t>
       </w:r>
     </w:p>
     <w:p>
       <w:pPr>
+        <w:pStyle w:val="Heading2"/>
         <w:jc w:val="right"/>
         <w:bidi/>
       </w:pPr>
       <w:r>
-        <w:rPr>
-          <w:b w:val="0"/>
-          <w:i w:val="0"/>
-        </w:rPr>
+        <w:t>[المتن الفعلي: الوقائع / الأسباب / المنطوق] ===</w:t>
+        <w:br/>
         <w:t>ةيسنجلا</w:t>
       </w:r>
     </w:p>
@@ -460,27 +453,25 @@
     </w:p>
     <w:p>
       <w:pPr>
+        <w:pStyle w:val="Heading2"/>
         <w:jc w:val="right"/>
         <w:bidi/>
       </w:pPr>
       <w:r>
-        <w:rPr>
-          <w:b w:val="0"/>
-          <w:i w:val="0"/>
-        </w:rPr>
+        <w:t>[بيانات الأطراف: المدعي / المدعى عليه / الحاضرون] ===</w:t>
+        <w:br/>
         <w:t>رقم الهوية</w:t>
       </w:r>
     </w:p>
     <w:p>
       <w:pPr>
+        <w:pStyle w:val="Heading2"/>
         <w:jc w:val="right"/>
         <w:bidi/>
       </w:pPr>
       <w:r>
-        <w:rPr>
-          <w:b w:val="0"/>
-          <w:i w:val="0"/>
-        </w:rPr>
+        <w:t>[المتن الفعلي: الوقائع / الأسباب / المنطوق] ===</w:t>
+        <w:br/>
         <w:t>08017301</w:t>
       </w:r>
     </w:p>
@@ -611,7 +602,7 @@
           <w:b w:val="0"/>
           <w:i w:val="0"/>
         </w:rPr>
-        <w:t>ىوكشلا ليصافت</w:t>
+        <w:t>تفاصيل الشكوى</w:t>
       </w:r>
     </w:p>
     <w:p>
@@ -715,7 +706,7 @@
           <w:b w:val="0"/>
           <w:i w:val="0"/>
         </w:rPr>
-        <w:t>ىوكشلا ليصافت ó°·</w:t>
+        <w:t>·°ó تفاصيل الشكوى</w:t>
       </w:r>
     </w:p>
     <w:p>
@@ -767,7 +758,7 @@
           <w:b w:val="0"/>
           <w:i w:val="0"/>
         </w:rPr>
-        <w:t>ىوكشلا حتف</w:t>
+        <w:t>فتح الشكوى</w:t>
       </w:r>
     </w:p>
     <w:p>
@@ -824,27 +815,25 @@
     </w:p>
     <w:p>
       <w:pPr>
+        <w:pStyle w:val="Heading2"/>
         <w:jc w:val="right"/>
         <w:bidi/>
       </w:pPr>
       <w:r>
-        <w:rPr>
-          <w:b w:val="0"/>
-          <w:i w:val="0"/>
-        </w:rPr>
+        <w:t>[بيانات الأطراف: المدعي / المدعى عليه / الحاضرون] ===</w:t>
+        <w:br/>
         <w:t>تابلطلاةيسيئرلا ó° تيانايب ó°­μ ةدعاسملا ó°¡3⁄4</w:t>
       </w:r>
     </w:p>
     <w:p>
       <w:pPr>
+        <w:pStyle w:val="Heading2"/>
         <w:jc w:val="right"/>
         <w:bidi/>
       </w:pPr>
       <w:r>
-        <w:rPr>
-          <w:b w:val="0"/>
-          <w:i w:val="0"/>
-        </w:rPr>
+        <w:t>[المتن الفعلي: الوقائع / الأسباب / المنطوق] ===</w:t>
+        <w:br/>
         <w:t>.ايلعلا ةمكحملا رارق تبلا ينحل ذيفنتلا فاقيإ</w:t>
       </w:r>
     </w:p>
@@ -923,7 +912,7 @@
           <w:b w:val="0"/>
           <w:i w:val="0"/>
         </w:rPr>
-        <w:t>ىوكشلا ó°</w:t>
+        <w:t>°ó الشكوى</w:t>
       </w:r>
     </w:p>
     <w:p>
@@ -1006,27 +995,25 @@
     </w:p>
     <w:p>
       <w:pPr>
+        <w:pStyle w:val="Heading2"/>
         <w:jc w:val="right"/>
         <w:bidi/>
       </w:pPr>
       <w:r>
-        <w:rPr>
-          <w:b w:val="0"/>
-          <w:i w:val="0"/>
-        </w:rPr>
+        <w:t>[بيانات الأطراف: المدعي / المدعى عليه / الحاضرون] ===</w:t>
+        <w:br/>
         <w:t>أصالة عن نفسه</w:t>
       </w:r>
     </w:p>
     <w:p>
       <w:pPr>
+        <w:pStyle w:val="Heading2"/>
         <w:jc w:val="right"/>
         <w:bidi/>
       </w:pPr>
       <w:r>
-        <w:rPr>
-          <w:b w:val="0"/>
-          <w:i w:val="0"/>
-        </w:rPr>
+        <w:t>[المتن الفعلي: الوقائع / الأسباب / المنطوق] ===</w:t>
+        <w:br/>
         <w:t>42824717</w:t>
       </w:r>
     </w:p>
@@ -1045,50 +1032,108 @@
     </w:p>
     <w:p>
       <w:pPr>
+        <w:pStyle w:val="Heading2"/>
         <w:jc w:val="right"/>
         <w:bidi/>
       </w:pPr>
       <w:r>
-        <w:rPr>
-          <w:b w:val="0"/>
-          <w:i w:val="0"/>
-        </w:rPr>
-        <w:t>ةدعاسملا ó°¡3⁄4 تيانايب ó°­μ ةيسيئرلا ó° انعم لصاوت ةدعاسملا سلجملا نع © ءاضقلل ىلعلأا سلجملا</w:t>
+        <w:t>[المُرسَل إليه / المخاطَب والتحية] ===</w:t>
+        <w:br/>
+        <w:t>المجلس األعلى للقضاء © عن المجلس المساعدة تواصل معنا °ó الرئيسية μ­°ó بيانايت 4⁄3¡°ó المساعدة</w:t>
       </w:r>
     </w:p>
     <w:p>
       <w:pPr>
+        <w:pStyle w:val="Heading2"/>
         <w:jc w:val="right"/>
         <w:bidi/>
       </w:pPr>
       <w:r>
-        <w:rPr>
-          <w:b w:val="0"/>
-          <w:i w:val="0"/>
-        </w:rPr>
-        <w:t xml:space="preserve">&lt;https://complaints.scj.gov.sa/&gt;   </w:t>
+        <w:t>[المتن الفعلي: الوقائع / الأسباب / المنطوق] ===</w:t>
         <w:br/>
-        <w:t xml:space="preserve">&lt;https://complaints.scj.gov.sa/&gt;   </w:t>
+        <w:t>&lt;https://complaints.scj.gov.sa/&gt;</w:t>
         <w:br/>
-        <w:t xml:space="preserve">&lt;https://complaints.scj.gov.sa/&gt;   </w:t>
+        <w:t>&lt;https://complaints.scj.gov.sa/&gt;</w:t>
         <w:br/>
-        <w:t xml:space="preserve">&lt;https://complaints.scj.gov.sa/profile&gt;   </w:t>
+        <w:t>&lt;https://complaints.scj.gov.sa/&gt;</w:t>
         <w:br/>
-        <w:t xml:space="preserve">&lt;https://www.scj.gov.sa/#contact&gt;   </w:t>
+        <w:t>&lt;https://complaints.scj.gov.sa/profile&gt;</w:t>
+      </w:r>
+    </w:p>
+    <w:p>
+      <w:pPr>
+        <w:pStyle w:val="Heading2"/>
+        <w:jc w:val="right"/>
+        <w:bidi/>
+      </w:pPr>
+      <w:r>
+        <w:t>[ترويسة / كليشة رسمية — معلومات متكررة] ===</w:t>
         <w:br/>
-        <w:t xml:space="preserve">&lt;https://complaints.scj.gov.sa/&gt;   </w:t>
+        <w:t>&lt;https://www.scj.gov.sa/#contact&gt;</w:t>
+      </w:r>
+    </w:p>
+    <w:p>
+      <w:pPr>
+        <w:pStyle w:val="Heading2"/>
+        <w:jc w:val="right"/>
+        <w:bidi/>
+      </w:pPr>
+      <w:r>
+        <w:t>[المتن الفعلي: الوقائع / الأسباب / المنطوق] ===</w:t>
         <w:br/>
-        <w:t xml:space="preserve">&lt;https://complaints.scj.gov.sa/profile&gt;   </w:t>
+        <w:t>&lt;https://complaints.scj.gov.sa/&gt;</w:t>
         <w:br/>
-        <w:t xml:space="preserve">&lt;https://www.scj.gov.sa/#contact&gt;   </w:t>
+        <w:t>&lt;https://complaints.scj.gov.sa/profile&gt;</w:t>
+      </w:r>
+    </w:p>
+    <w:p>
+      <w:pPr>
+        <w:pStyle w:val="Heading2"/>
+        <w:jc w:val="right"/>
+        <w:bidi/>
+      </w:pPr>
+      <w:r>
+        <w:t>[ترويسة / كليشة رسمية — معلومات متكررة] ===</w:t>
         <w:br/>
-        <w:t xml:space="preserve">&lt;https://complaints.scj.gov.sa/'/'&gt;   </w:t>
+        <w:t>&lt;https://www.scj.gov.sa/#contact&gt;</w:t>
+      </w:r>
+    </w:p>
+    <w:p>
+      <w:pPr>
+        <w:pStyle w:val="Heading2"/>
+        <w:jc w:val="right"/>
+        <w:bidi/>
+      </w:pPr>
+      <w:r>
+        <w:t>[المتن الفعلي: الوقائع / الأسباب / المنطوق] ===</w:t>
         <w:br/>
-        <w:t xml:space="preserve">&lt;https://www.scj.gov.sa/#contact&gt;   </w:t>
+        <w:t>&lt;https://complaints.scj.gov.sa/'/'&gt;</w:t>
+      </w:r>
+    </w:p>
+    <w:p>
+      <w:pPr>
+        <w:pStyle w:val="Heading2"/>
+        <w:jc w:val="right"/>
+        <w:bidi/>
+      </w:pPr>
+      <w:r>
+        <w:t>[ترويسة / كليشة رسمية — معلومات متكررة] ===</w:t>
         <w:br/>
-        <w:t xml:space="preserve">&lt;https://complaints.scj.gov.sa/'/'&gt;   </w:t>
+        <w:t>&lt;https://www.scj.gov.sa/#contact&gt;</w:t>
+      </w:r>
+    </w:p>
+    <w:p>
+      <w:pPr>
+        <w:pStyle w:val="Heading2"/>
+        <w:jc w:val="right"/>
+        <w:bidi/>
+      </w:pPr>
+      <w:r>
+        <w:t>[المتن الفعلي: الوقائع / الأسباب / المنطوق] ===</w:t>
         <w:br/>
-        <w:t xml:space="preserve">&lt;https://complaints.scj.gov.sa/&gt;   </w:t>
+        <w:t>&lt;https://complaints.scj.gov.sa/'/'&gt;</w:t>
+        <w:br/>
+        <w:t>&lt;https://complaints.scj.gov.sa/&gt;</w:t>
         <w:br/>
         <w:t>&lt;https:</w:t>
       </w:r>

--- a/zaini_case_audit_output/outputs/word/documents/151_موجز إعادة فتح الشكوى.docx
+++ b/zaini_case_audit_output/outputs/word/documents/151_موجز إعادة فتح الشكوى.docx
@@ -75,20 +75,21 @@
         <w:bidi/>
       </w:pPr>
       <w:r>
-        <w:t>[المتن الفعلي: الوقائع / الأسباب / المنطوق] ===</w:t>
+        <w:t>[المُرسَل إليه / المخاطَب والتحية] ===</w:t>
         <w:br/>
-        <w:t xml:space="preserve"> ءاضقلل ىلعألا سلجملا | ةينورتكلإلا يوكشلا ةمدخ</w:t>
+        <w:t>خدمة الشكوي الإلكترونية | المجلس الأعلى للقضاء</w:t>
       </w:r>
     </w:p>
     <w:p>
       <w:pPr>
-        <w:pStyle w:val="Heading2"/>
         <w:jc w:val="right"/>
         <w:bidi/>
       </w:pPr>
       <w:r>
-        <w:t>[المُرسَل إليه / المخاطَب والتحية] ===</w:t>
-        <w:br/>
+        <w:rPr>
+          <w:b w:val="0"/>
+          <w:i w:val="0"/>
+        </w:rPr>
         <w:t>°ó الصفحة الرئيسية خدمة الشكوى اإللكرتونية الصفحة الرئيسية</w:t>
       </w:r>
     </w:p>
@@ -166,7 +167,7 @@
           <w:b w:val="0"/>
           <w:i w:val="0"/>
         </w:rPr>
-        <w:t>ةيضقلا تانايب ó°·</w:t>
+        <w:t>·°ó بيانات القضية</w:t>
       </w:r>
     </w:p>
     <w:p>
@@ -179,7 +180,7 @@
           <w:b w:val="0"/>
           <w:i w:val="0"/>
         </w:rPr>
-        <w:t>ةمكحملا</w:t>
+        <w:t>المحكمة</w:t>
       </w:r>
     </w:p>
     <w:p>
@@ -192,7 +193,7 @@
           <w:b w:val="0"/>
           <w:i w:val="0"/>
         </w:rPr>
-        <w:t>جتلا ةمكحملا</w:t>
+        <w:t>المحكمة التج</w:t>
       </w:r>
     </w:p>
     <w:p>
@@ -249,27 +250,25 @@
     </w:p>
     <w:p>
       <w:pPr>
+        <w:pStyle w:val="Heading2"/>
         <w:jc w:val="right"/>
         <w:bidi/>
       </w:pPr>
       <w:r>
-        <w:rPr>
-          <w:b w:val="0"/>
-          <w:i w:val="0"/>
-        </w:rPr>
-        <w:t>لاوجلا مقر</w:t>
+        <w:t>[بيانات الأطراف: المدعي / المدعى عليه / الحاضرون] ===</w:t>
+        <w:br/>
+        <w:t>رقم الجوال</w:t>
       </w:r>
     </w:p>
     <w:p>
       <w:pPr>
+        <w:pStyle w:val="Heading2"/>
         <w:jc w:val="right"/>
         <w:bidi/>
       </w:pPr>
       <w:r>
-        <w:rPr>
-          <w:b w:val="0"/>
-          <w:i w:val="0"/>
-        </w:rPr>
+        <w:t>[المتن الفعلي: الوقائع / الأسباب / المنطوق] ===</w:t>
+        <w:br/>
         <w:t>56355663</w:t>
       </w:r>
     </w:p>
@@ -314,19 +313,6 @@
     </w:p>
     <w:p>
       <w:pPr>
-        <w:jc w:val="right"/>
-        <w:bidi/>
-      </w:pPr>
-      <w:r>
-        <w:rPr>
-          <w:b w:val="0"/>
-          <w:i w:val="0"/>
-        </w:rPr>
-        <w:t>ةفصلا</w:t>
-      </w:r>
-    </w:p>
-    <w:p>
-      <w:pPr>
         <w:pStyle w:val="Heading2"/>
         <w:jc w:val="right"/>
         <w:bidi/>
@@ -334,19 +320,7 @@
       <w:r>
         <w:t>[بيانات الأطراف: المدعي / المدعى عليه / الحاضرون] ===</w:t>
         <w:br/>
-        <w:t>أصالة عن نفسه</w:t>
-      </w:r>
-    </w:p>
-    <w:p>
-      <w:pPr>
-        <w:pStyle w:val="Heading2"/>
-        <w:jc w:val="right"/>
-        <w:bidi/>
-      </w:pPr>
-      <w:r>
-        <w:t>[المتن الفعلي: الوقائع / الأسباب / المنطوق] ===</w:t>
-        <w:br/>
-        <w:t>ةفصلا</w:t>
+        <w:t>الصفة</w:t>
       </w:r>
     </w:p>
     <w:p>
@@ -359,31 +333,7 @@
           <w:b w:val="0"/>
           <w:i w:val="0"/>
         </w:rPr>
-        <w:t>سفن نع ةلاصأ</w:t>
-      </w:r>
-    </w:p>
-    <w:p>
-      <w:pPr>
-        <w:pStyle w:val="Heading2"/>
-        <w:jc w:val="right"/>
-        <w:bidi/>
-      </w:pPr>
-      <w:r>
-        <w:t>[بيانات الأطراف: المدعي / المدعى عليه / الحاضرون] ===</w:t>
-        <w:br/>
-        <w:t>ةيسيئرلا ó° تيانايب ó°­μ ةدعاسملا ó°¡3⁄4</w:t>
-      </w:r>
-    </w:p>
-    <w:p>
-      <w:pPr>
-        <w:pStyle w:val="Heading2"/>
-        <w:jc w:val="right"/>
-        <w:bidi/>
-      </w:pPr>
-      <w:r>
-        <w:t>[المتن الفعلي: الوقائع / الأسباب / المنطوق] ===</w:t>
-        <w:br/>
-        <w:t>ةيسنجلا</w:t>
+        <w:t>أصالة عن نفسه</w:t>
       </w:r>
     </w:p>
     <w:p>
@@ -396,7 +346,55 @@
           <w:b w:val="0"/>
           <w:i w:val="0"/>
         </w:rPr>
-        <w:t>وعسلا ةيبرعلا</w:t>
+        <w:t>الصفة</w:t>
+      </w:r>
+    </w:p>
+    <w:p>
+      <w:pPr>
+        <w:pStyle w:val="Heading2"/>
+        <w:jc w:val="right"/>
+        <w:bidi/>
+      </w:pPr>
+      <w:r>
+        <w:t>[المتن الفعلي: الوقائع / الأسباب / المنطوق] ===</w:t>
+        <w:br/>
+        <w:t>سفن نع ةلاصأ</w:t>
+      </w:r>
+    </w:p>
+    <w:p>
+      <w:pPr>
+        <w:pStyle w:val="Heading2"/>
+        <w:jc w:val="right"/>
+        <w:bidi/>
+      </w:pPr>
+      <w:r>
+        <w:t>[المُرسَل إليه / المخاطَب والتحية] ===</w:t>
+        <w:br/>
+        <w:t>4⁄3¡°ó المساعدة μ­°ó بيانايت °ó الرئيسية</w:t>
+      </w:r>
+    </w:p>
+    <w:p>
+      <w:pPr>
+        <w:pStyle w:val="Heading2"/>
+        <w:jc w:val="right"/>
+        <w:bidi/>
+      </w:pPr>
+      <w:r>
+        <w:t>[بيانات الأطراف: المدعي / المدعى عليه / الحاضرون] ===</w:t>
+        <w:br/>
+        <w:t>الجنسية</w:t>
+      </w:r>
+    </w:p>
+    <w:p>
+      <w:pPr>
+        <w:pStyle w:val="Heading2"/>
+        <w:jc w:val="right"/>
+        <w:bidi/>
+      </w:pPr>
+      <w:r>
+        <w:t>[المتن الفعلي: الوقائع / الأسباب / المنطوق] ===</w:t>
+        <w:br/>
+        <w:t>العربية السعو</w:t>
       </w:r>
     </w:p>
     <w:p>
@@ -607,27 +605,25 @@
     </w:p>
     <w:p>
       <w:pPr>
+        <w:pStyle w:val="Heading2"/>
         <w:jc w:val="right"/>
         <w:bidi/>
       </w:pPr>
       <w:r>
-        <w:rPr>
-          <w:b w:val="0"/>
-          <w:i w:val="0"/>
-        </w:rPr>
-        <w:t>:يلي امم (يعدملا) كيتشملا ملظتي"</w:t>
+        <w:t>[بيانات الأطراف: المدعي / المدعى عليه / الحاضرون] ===</w:t>
+        <w:br/>
+        <w:t>"يتظلم المشتيك (المدعي) مما يلي:</w:t>
       </w:r>
     </w:p>
     <w:p>
       <w:pPr>
+        <w:pStyle w:val="Heading2"/>
         <w:jc w:val="right"/>
         <w:bidi/>
       </w:pPr>
       <w:r>
-        <w:rPr>
-          <w:b w:val="0"/>
-          <w:i w:val="0"/>
-        </w:rPr>
+        <w:t>[المتن الفعلي: الوقائع / الأسباب / المنطوق] ===</w:t>
+        <w:br/>
         <w:t>- دائرة المحكمة االستئناف خالفت المادة ( \\ ) من نظام اإلثبات حيث استند</w:t>
       </w:r>
     </w:p>
@@ -667,7 +663,7 @@
           <w:b w:val="0"/>
           <w:i w:val="0"/>
         </w:rPr>
-        <w:t>دقعلا ةحص دكؤت تيلا ةقثوملا تاررحملاو ةيرهوجلا عوفدلا ترده ةرئادلا نأ -</w:t>
+        <w:t>- أن الدائرة هدرت الدفوع الجوهرية والمحررات الموثقة اليت تؤكد صحة العقد</w:t>
       </w:r>
     </w:p>
     <w:p>
@@ -719,7 +715,7 @@
           <w:b w:val="0"/>
           <w:i w:val="0"/>
         </w:rPr>
-        <w:t>قفرملا ó°¢</w:t>
+        <w:t>¢°ó المرفق</w:t>
       </w:r>
     </w:p>
     <w:p>
@@ -763,54 +759,26 @@
     </w:p>
     <w:p>
       <w:pPr>
+        <w:pStyle w:val="Heading2"/>
         <w:jc w:val="right"/>
         <w:bidi/>
       </w:pPr>
       <w:r>
-        <w:rPr>
-          <w:b w:val="0"/>
-          <w:i w:val="0"/>
-        </w:rPr>
-        <w:t>بلطلا مدقم نب دمحا نب هماسأ نييز سابع</w:t>
+        <w:t>[بيانات الأطراف: المدعي / المدعى عليه / الحاضرون] ===</w:t>
+        <w:br/>
+        <w:t>عباس زيين أسامه بن احمد بن مقدم الطلب</w:t>
       </w:r>
     </w:p>
     <w:p>
       <w:pPr>
+        <w:pStyle w:val="Heading2"/>
         <w:jc w:val="right"/>
         <w:bidi/>
       </w:pPr>
       <w:r>
-        <w:rPr>
-          <w:b w:val="0"/>
-          <w:i w:val="0"/>
-        </w:rPr>
-        <w:t>خيراتلا 1445/11/13ó°</w:t>
-      </w:r>
-    </w:p>
-    <w:p>
-      <w:pPr>
-        <w:jc w:val="right"/>
-        <w:bidi/>
-      </w:pPr>
-      <w:r>
-        <w:rPr>
-          <w:b w:val="0"/>
-          <w:i w:val="0"/>
-        </w:rPr>
-        <w:t>ةفصلا</w:t>
-      </w:r>
-    </w:p>
-    <w:p>
-      <w:pPr>
-        <w:jc w:val="right"/>
-        <w:bidi/>
-      </w:pPr>
-      <w:r>
-        <w:rPr>
-          <w:b w:val="0"/>
-          <w:i w:val="0"/>
-        </w:rPr>
-        <w:t>نفسه أصالة عن</w:t>
+        <w:t>[المتن الفعلي: الوقائع / الأسباب / المنطوق] ===</w:t>
+        <w:br/>
+        <w:t>°ó1445/11/13 التاريخ</w:t>
       </w:r>
     </w:p>
     <w:p>
@@ -822,7 +790,7 @@
       <w:r>
         <w:t>[بيانات الأطراف: المدعي / المدعى عليه / الحاضرون] ===</w:t>
         <w:br/>
-        <w:t>تابلطلاةيسيئرلا ó° تيانايب ó°­μ ةدعاسملا ó°¡3⁄4</w:t>
+        <w:t>الصفة</w:t>
       </w:r>
     </w:p>
     <w:p>
@@ -834,7 +802,31 @@
       <w:r>
         <w:t>[المتن الفعلي: الوقائع / الأسباب / المنطوق] ===</w:t>
         <w:br/>
-        <w:t>.ايلعلا ةمكحملا رارق تبلا ينحل ذيفنتلا فاقيإ</w:t>
+        <w:t>نفسه أصالة عن</w:t>
+      </w:r>
+    </w:p>
+    <w:p>
+      <w:pPr>
+        <w:pStyle w:val="Heading2"/>
+        <w:jc w:val="right"/>
+        <w:bidi/>
+      </w:pPr>
+      <w:r>
+        <w:t>[الطلبات / المرفقات] ===</w:t>
+        <w:br/>
+        <w:t>4⁄3¡°ó المساعدة μ­°ó بيانايت °ó الرئيسيةالطلبات</w:t>
+      </w:r>
+    </w:p>
+    <w:p>
+      <w:pPr>
+        <w:pStyle w:val="Heading2"/>
+        <w:jc w:val="right"/>
+        <w:bidi/>
+      </w:pPr>
+      <w:r>
+        <w:t>[المتن الفعلي: الوقائع / الأسباب / المنطوق] ===</w:t>
+        <w:br/>
+        <w:t>إيقاف التنفيذ لحني البت قرار المحكمة العليا.</w:t>
       </w:r>
     </w:p>
     <w:p>
@@ -865,27 +857,25 @@
     </w:p>
     <w:p>
       <w:pPr>
+        <w:pStyle w:val="Heading2"/>
         <w:jc w:val="right"/>
         <w:bidi/>
       </w:pPr>
       <w:r>
-        <w:rPr>
-          <w:b w:val="0"/>
-          <w:i w:val="0"/>
-        </w:rPr>
-        <w:t>تاقفرملا</w:t>
+        <w:t>[الطلبات / المرفقات] ===</w:t>
+        <w:br/>
+        <w:t>المرفقات</w:t>
       </w:r>
     </w:p>
     <w:p>
       <w:pPr>
+        <w:pStyle w:val="Heading2"/>
         <w:jc w:val="right"/>
         <w:bidi/>
       </w:pPr>
       <w:r>
-        <w:rPr>
-          <w:b w:val="0"/>
-          <w:i w:val="0"/>
-        </w:rPr>
+        <w:t>[المتن الفعلي: الوقائع / الأسباب / المنطوق] ===</w:t>
+        <w:br/>
         <w:t>رقم الشكوى</w:t>
       </w:r>
     </w:p>
@@ -943,27 +933,25 @@
     </w:p>
     <w:p>
       <w:pPr>
+        <w:pStyle w:val="Heading2"/>
         <w:jc w:val="right"/>
         <w:bidi/>
       </w:pPr>
       <w:r>
-        <w:rPr>
-          <w:b w:val="0"/>
-          <w:i w:val="0"/>
-        </w:rPr>
-        <w:t>ةفصلا</w:t>
+        <w:t>[بيانات الأطراف: المدعي / المدعى عليه / الحاضرون] ===</w:t>
+        <w:br/>
+        <w:t>الصفة</w:t>
       </w:r>
     </w:p>
     <w:p>
       <w:pPr>
+        <w:pStyle w:val="Heading2"/>
         <w:jc w:val="right"/>
         <w:bidi/>
       </w:pPr>
       <w:r>
-        <w:rPr>
-          <w:b w:val="0"/>
-          <w:i w:val="0"/>
-        </w:rPr>
+        <w:t>[المتن الفعلي: الوقائع / الأسباب / المنطوق] ===</w:t>
+        <w:br/>
         <w:t>رقم القضية</w:t>
       </w:r>
     </w:p>

--- a/zaini_case_audit_output/outputs/word/documents/151_موجز إعادة فتح الشكوى.docx
+++ b/zaini_case_audit_output/outputs/word/documents/151_موجز إعادة فتح الشكوى.docx
@@ -295,7 +295,7 @@
           <w:b w:val="0"/>
           <w:i w:val="0"/>
         </w:rPr>
-        <w:t>سابع نب</w:t>
+        <w:t>بن عباس</w:t>
       </w:r>
     </w:p>
     <w:p>
@@ -358,7 +358,7 @@
       <w:r>
         <w:t>[المتن الفعلي: الوقائع / الأسباب / المنطوق] ===</w:t>
         <w:br/>
-        <w:t>سفن نع ةلاصأ</w:t>
+        <w:t>أصالة عن نفس</w:t>
       </w:r>
     </w:p>
     <w:p>
@@ -522,7 +522,7 @@
           <w:b w:val="0"/>
           <w:i w:val="0"/>
         </w:rPr>
-        <w:t>هماسأ</w:t>
+        <w:t>أسامه</w:t>
       </w:r>
     </w:p>
     <w:p>
